--- a/swe/CSE355_Meeting_Minutes_Template.docx
+++ b/swe/CSE355_Meeting_Minutes_Template.docx
@@ -1,6 +1,6 @@
 
 <file path=word/document.xml><?xml version="1.0" encoding="utf-8"?>
-<w:document xmlns:wpc="http://schemas.microsoft.com/office/word/2010/wordprocessingCanvas" xmlns:mc="http://schemas.openxmlformats.org/markup-compatibility/2006" xmlns:o="urn:schemas-microsoft-com:office:office" xmlns:r="http://schemas.openxmlformats.org/officeDocument/2006/relationships" xmlns:m="http://schemas.openxmlformats.org/officeDocument/2006/math" xmlns:v="urn:schemas-microsoft-com:vml" xmlns:wp14="http://schemas.microsoft.com/office/word/2010/wordprocessingDrawing" xmlns:wp="http://schemas.openxmlformats.org/drawingml/2006/wordprocessingDrawing" xmlns:w10="urn:schemas-microsoft-com:office:word" xmlns:w="http://schemas.openxmlformats.org/wordprocessingml/2006/main" xmlns:w14="http://schemas.microsoft.com/office/word/2010/wordml" xmlns:w15="http://schemas.microsoft.com/office/word/2012/wordml" xmlns:wpg="http://schemas.microsoft.com/office/word/2010/wordprocessingGroup" xmlns:wpi="http://schemas.microsoft.com/office/word/2010/wordprocessingInk" xmlns:wne="http://schemas.microsoft.com/office/word/2006/wordml" xmlns:wps="http://schemas.microsoft.com/office/word/2010/wordprocessingShape" mc:Ignorable="w14 w15 wp14">
+<w:document xmlns:wpc="http://schemas.microsoft.com/office/word/2010/wordprocessingCanvas" xmlns:cx="http://schemas.microsoft.com/office/drawing/2014/chartex" xmlns:cx1="http://schemas.microsoft.com/office/drawing/2015/9/8/chartex" xmlns:cx2="http://schemas.microsoft.com/office/drawing/2015/10/21/chartex" xmlns:cx3="http://schemas.microsoft.com/office/drawing/2016/5/9/chartex" xmlns:cx4="http://schemas.microsoft.com/office/drawing/2016/5/10/chartex" xmlns:cx5="http://schemas.microsoft.com/office/drawing/2016/5/11/chartex" xmlns:cx6="http://schemas.microsoft.com/office/drawing/2016/5/12/chartex" xmlns:cx7="http://schemas.microsoft.com/office/drawing/2016/5/13/chartex" xmlns:cx8="http://schemas.microsoft.com/office/drawing/2016/5/14/chartex" xmlns:mc="http://schemas.openxmlformats.org/markup-compatibility/2006" xmlns:aink="http://schemas.microsoft.com/office/drawing/2016/ink" xmlns:am3d="http://schemas.microsoft.com/office/drawing/2017/model3d" xmlns:o="urn:schemas-microsoft-com:office:office" xmlns:r="http://schemas.openxmlformats.org/officeDocument/2006/relationships" xmlns:m="http://schemas.openxmlformats.org/officeDocument/2006/math" xmlns:v="urn:schemas-microsoft-com:vml" xmlns:wp14="http://schemas.microsoft.com/office/word/2010/wordprocessingDrawing" xmlns:wp="http://schemas.openxmlformats.org/drawingml/2006/wordprocessingDrawing" xmlns:w10="urn:schemas-microsoft-com:office:word" xmlns:w="http://schemas.openxmlformats.org/wordprocessingml/2006/main" xmlns:w14="http://schemas.microsoft.com/office/word/2010/wordml" xmlns:w15="http://schemas.microsoft.com/office/word/2012/wordml" xmlns:w16cid="http://schemas.microsoft.com/office/word/2016/wordml/cid" xmlns:w16se="http://schemas.microsoft.com/office/word/2015/wordml/symex" xmlns:wpg="http://schemas.microsoft.com/office/word/2010/wordprocessingGroup" xmlns:wpi="http://schemas.microsoft.com/office/word/2010/wordprocessingInk" xmlns:wne="http://schemas.microsoft.com/office/word/2006/wordml" xmlns:wps="http://schemas.microsoft.com/office/word/2010/wordprocessingShape" mc:Ignorable="w14 w15 w16se w16cid wp14">
   <w:body>
     <w:p>
       <w:pPr>
@@ -64,7 +64,31 @@
           <w:sz w:val="24"/>
           <w:szCs w:val="20"/>
         </w:rPr>
-        <w:t>Date/Location: DD-MMM-YYYY, LOCATION</w:t>
+        <w:t xml:space="preserve">Date/Location: </w:t>
+      </w:r>
+      <w:r>
+        <w:rPr>
+          <w:rFonts w:ascii="Courier New" w:eastAsia="Times New Roman" w:hAnsi="Courier New" w:cs="Courier New"/>
+          <w:sz w:val="24"/>
+          <w:szCs w:val="20"/>
+        </w:rPr>
+        <w:t>01-Mar-2021</w:t>
+      </w:r>
+      <w:r>
+        <w:rPr>
+          <w:rFonts w:ascii="Courier New" w:eastAsia="Times New Roman" w:hAnsi="Courier New" w:cs="Courier New"/>
+          <w:sz w:val="24"/>
+          <w:szCs w:val="20"/>
+        </w:rPr>
+        <w:t xml:space="preserve">, </w:t>
+      </w:r>
+      <w:r>
+        <w:rPr>
+          <w:rFonts w:ascii="Courier New" w:eastAsia="Times New Roman" w:hAnsi="Courier New" w:cs="Courier New"/>
+          <w:sz w:val="24"/>
+          <w:szCs w:val="20"/>
+        </w:rPr>
+        <w:t>ZOOM</w:t>
       </w:r>
     </w:p>
     <w:p>
@@ -101,15 +125,33 @@
           <w:sz w:val="24"/>
           <w:szCs w:val="20"/>
         </w:rPr>
-        <w:t>Attendees: [Initials or other well-known unique identifiers are okay]</w:t>
-      </w:r>
-      <w:r>
-        <w:rPr>
-          <w:rFonts w:ascii="Courier New" w:eastAsia="Times New Roman" w:hAnsi="Courier New" w:cs="Courier New"/>
-          <w:sz w:val="24"/>
-          <w:szCs w:val="20"/>
-        </w:rPr>
-        <w:t xml:space="preserve">    Example: John (JN), Anderson (AN), Richard (RC)</w:t>
+        <w:t xml:space="preserve">Attendees: </w:t>
+      </w:r>
+      <w:r>
+        <w:rPr>
+          <w:rFonts w:ascii="Courier New" w:eastAsia="Times New Roman" w:hAnsi="Courier New" w:cs="Courier New"/>
+          <w:sz w:val="24"/>
+          <w:szCs w:val="20"/>
+        </w:rPr>
+        <w:t>Abdul Mukit(AM), Abu Jafar (AJ), Gazi Muhim (GM),</w:t>
+      </w:r>
+      <w:r>
+        <w:rPr>
+          <w:rFonts w:ascii="Courier New" w:eastAsia="Times New Roman" w:hAnsi="Courier New" w:cs="Courier New"/>
+          <w:sz w:val="24"/>
+          <w:szCs w:val="20"/>
+        </w:rPr>
+        <w:t xml:space="preserve"> </w:t>
+      </w:r>
+      <w:bookmarkStart w:id="0" w:name="_GoBack"/>
+      <w:bookmarkEnd w:id="0"/>
+      <w:r>
+        <w:rPr>
+          <w:rFonts w:ascii="Courier New" w:eastAsia="Times New Roman" w:hAnsi="Courier New" w:cs="Courier New"/>
+          <w:sz w:val="24"/>
+          <w:szCs w:val="20"/>
+        </w:rPr>
+        <w:t>Hasib Abdullah (HA)</w:t>
       </w:r>
     </w:p>
     <w:p>
@@ -146,7 +188,15 @@
           <w:sz w:val="24"/>
           <w:szCs w:val="20"/>
         </w:rPr>
-        <w:t>Start Time: [exact!]</w:t>
+        <w:t xml:space="preserve">Start Time: </w:t>
+      </w:r>
+      <w:r>
+        <w:rPr>
+          <w:rFonts w:ascii="Courier New" w:eastAsia="Times New Roman" w:hAnsi="Courier New" w:cs="Courier New"/>
+          <w:sz w:val="24"/>
+          <w:szCs w:val="20"/>
+        </w:rPr>
+        <w:t>10:00 PM</w:t>
       </w:r>
     </w:p>
     <w:p>
@@ -183,7 +233,15 @@
           <w:sz w:val="24"/>
           <w:szCs w:val="20"/>
         </w:rPr>
-        <w:t>End Time: [exact!]</w:t>
+        <w:t xml:space="preserve">End Time: </w:t>
+      </w:r>
+      <w:r>
+        <w:rPr>
+          <w:rFonts w:ascii="Courier New" w:eastAsia="Times New Roman" w:hAnsi="Courier New" w:cs="Courier New"/>
+          <w:sz w:val="24"/>
+          <w:szCs w:val="20"/>
+        </w:rPr>
+        <w:t>11:00 PM</w:t>
       </w:r>
     </w:p>
     <w:p>
@@ -331,7 +389,117 @@
           <w:sz w:val="24"/>
           <w:szCs w:val="20"/>
         </w:rPr>
-        <w:t xml:space="preserve"> [List of decisions, such as what the team will do.]</w:t>
+        <w:t xml:space="preserve"> </w:t>
+      </w:r>
+      <w:r>
+        <w:rPr>
+          <w:rFonts w:ascii="Courier New" w:eastAsia="Times New Roman" w:hAnsi="Courier New" w:cs="Courier New"/>
+          <w:sz w:val="24"/>
+          <w:szCs w:val="20"/>
+        </w:rPr>
+        <w:t>Finding Initial objectives.</w:t>
+      </w:r>
+    </w:p>
+    <w:p>
+      <w:pPr>
+        <w:tabs>
+          <w:tab w:val="left" w:pos="916"/>
+          <w:tab w:val="left" w:pos="1832"/>
+          <w:tab w:val="left" w:pos="2748"/>
+          <w:tab w:val="left" w:pos="3664"/>
+          <w:tab w:val="left" w:pos="4580"/>
+          <w:tab w:val="left" w:pos="5496"/>
+          <w:tab w:val="left" w:pos="6412"/>
+          <w:tab w:val="left" w:pos="7328"/>
+          <w:tab w:val="left" w:pos="8244"/>
+          <w:tab w:val="left" w:pos="9160"/>
+          <w:tab w:val="left" w:pos="10076"/>
+          <w:tab w:val="left" w:pos="10992"/>
+          <w:tab w:val="left" w:pos="11908"/>
+          <w:tab w:val="left" w:pos="12824"/>
+          <w:tab w:val="left" w:pos="13740"/>
+          <w:tab w:val="left" w:pos="14656"/>
+        </w:tabs>
+        <w:jc w:val="both"/>
+        <w:rPr>
+          <w:rFonts w:ascii="Courier New" w:eastAsia="Times New Roman" w:hAnsi="Courier New" w:cs="Courier New"/>
+          <w:sz w:val="24"/>
+          <w:szCs w:val="20"/>
+        </w:rPr>
+      </w:pPr>
+    </w:p>
+    <w:p>
+      <w:pPr>
+        <w:tabs>
+          <w:tab w:val="left" w:pos="916"/>
+          <w:tab w:val="left" w:pos="1832"/>
+          <w:tab w:val="left" w:pos="2748"/>
+          <w:tab w:val="left" w:pos="3664"/>
+          <w:tab w:val="left" w:pos="4580"/>
+          <w:tab w:val="left" w:pos="5496"/>
+          <w:tab w:val="left" w:pos="6412"/>
+          <w:tab w:val="left" w:pos="7328"/>
+          <w:tab w:val="left" w:pos="8244"/>
+          <w:tab w:val="left" w:pos="9160"/>
+          <w:tab w:val="left" w:pos="10076"/>
+          <w:tab w:val="left" w:pos="10992"/>
+          <w:tab w:val="left" w:pos="11908"/>
+          <w:tab w:val="left" w:pos="12824"/>
+          <w:tab w:val="left" w:pos="13740"/>
+          <w:tab w:val="left" w:pos="14656"/>
+        </w:tabs>
+        <w:jc w:val="both"/>
+        <w:rPr>
+          <w:rFonts w:ascii="Courier New" w:eastAsia="Times New Roman" w:hAnsi="Courier New" w:cs="Courier New"/>
+          <w:b/>
+          <w:sz w:val="24"/>
+          <w:szCs w:val="20"/>
+        </w:rPr>
+      </w:pPr>
+      <w:r>
+        <w:rPr>
+          <w:rFonts w:ascii="Courier New" w:eastAsia="Times New Roman" w:hAnsi="Courier New" w:cs="Courier New"/>
+          <w:b/>
+          <w:sz w:val="24"/>
+          <w:szCs w:val="20"/>
+        </w:rPr>
+        <w:t>Actions</w:t>
+      </w:r>
+    </w:p>
+    <w:p>
+      <w:pPr>
+        <w:tabs>
+          <w:tab w:val="left" w:pos="916"/>
+          <w:tab w:val="left" w:pos="1832"/>
+          <w:tab w:val="left" w:pos="2748"/>
+          <w:tab w:val="left" w:pos="3664"/>
+          <w:tab w:val="left" w:pos="4580"/>
+          <w:tab w:val="left" w:pos="5496"/>
+          <w:tab w:val="left" w:pos="6412"/>
+          <w:tab w:val="left" w:pos="7328"/>
+          <w:tab w:val="left" w:pos="8244"/>
+          <w:tab w:val="left" w:pos="9160"/>
+          <w:tab w:val="left" w:pos="10076"/>
+          <w:tab w:val="left" w:pos="10992"/>
+          <w:tab w:val="left" w:pos="11908"/>
+          <w:tab w:val="left" w:pos="12824"/>
+          <w:tab w:val="left" w:pos="13740"/>
+          <w:tab w:val="left" w:pos="14656"/>
+        </w:tabs>
+        <w:jc w:val="both"/>
+        <w:rPr>
+          <w:rFonts w:ascii="Courier New" w:eastAsia="Times New Roman" w:hAnsi="Courier New" w:cs="Courier New"/>
+          <w:sz w:val="24"/>
+          <w:szCs w:val="20"/>
+        </w:rPr>
+      </w:pPr>
+      <w:r>
+        <w:rPr>
+          <w:rFonts w:ascii="Courier New" w:eastAsia="Times New Roman" w:hAnsi="Courier New" w:cs="Courier New"/>
+          <w:sz w:val="24"/>
+          <w:szCs w:val="20"/>
+        </w:rPr>
+        <w:t>=======</w:t>
       </w:r>
     </w:p>
     <w:p>
@@ -369,15 +537,15 @@
           <w:sz w:val="24"/>
           <w:szCs w:val="20"/>
         </w:rPr>
-        <w:t>*</w:t>
-      </w:r>
-      <w:r>
-        <w:rPr>
-          <w:rFonts w:ascii="Courier New" w:eastAsia="Times New Roman" w:hAnsi="Courier New" w:cs="Courier New"/>
-          <w:sz w:val="24"/>
-          <w:szCs w:val="20"/>
-        </w:rPr>
-        <w:t xml:space="preserve"> [Ideally linked to a task or reference document]</w:t>
+        <w:t xml:space="preserve">* 1. </w:t>
+      </w:r>
+      <w:r>
+        <w:rPr>
+          <w:rFonts w:ascii="Courier New" w:eastAsia="Times New Roman" w:hAnsi="Courier New" w:cs="Courier New"/>
+          <w:sz w:val="24"/>
+          <w:szCs w:val="20"/>
+        </w:rPr>
+        <w:t>Create Trello board ….</w:t>
       </w:r>
     </w:p>
     <w:p>
@@ -423,7 +591,24 @@
           <w:sz w:val="24"/>
           <w:szCs w:val="20"/>
         </w:rPr>
-        <w:t xml:space="preserve"> [Decisions often require actions as well, i.e. update process document]</w:t>
+        <w:t xml:space="preserve"> </w:t>
+      </w:r>
+      <w:r>
+        <w:rPr>
+          <w:rFonts w:ascii="Courier New" w:eastAsia="Times New Roman" w:hAnsi="Courier New" w:cs="Courier New"/>
+          <w:b/>
+          <w:sz w:val="24"/>
+          <w:szCs w:val="20"/>
+        </w:rPr>
+        <w:t>2.</w:t>
+      </w:r>
+      <w:r>
+        <w:rPr>
+          <w:rFonts w:ascii="Courier New" w:eastAsia="Times New Roman" w:hAnsi="Courier New" w:cs="Courier New"/>
+          <w:sz w:val="24"/>
+          <w:szCs w:val="20"/>
+        </w:rPr>
+        <w:t xml:space="preserve"> Create GitHub repo……</w:t>
       </w:r>
     </w:p>
     <w:p>
@@ -469,109 +654,7 @@
           <w:sz w:val="24"/>
           <w:szCs w:val="20"/>
         </w:rPr>
-        <w:t xml:space="preserve"> ...</w:t>
-      </w:r>
-    </w:p>
-    <w:p>
-      <w:pPr>
-        <w:tabs>
-          <w:tab w:val="left" w:pos="916"/>
-          <w:tab w:val="left" w:pos="1832"/>
-          <w:tab w:val="left" w:pos="2748"/>
-          <w:tab w:val="left" w:pos="3664"/>
-          <w:tab w:val="left" w:pos="4580"/>
-          <w:tab w:val="left" w:pos="5496"/>
-          <w:tab w:val="left" w:pos="6412"/>
-          <w:tab w:val="left" w:pos="7328"/>
-          <w:tab w:val="left" w:pos="8244"/>
-          <w:tab w:val="left" w:pos="9160"/>
-          <w:tab w:val="left" w:pos="10076"/>
-          <w:tab w:val="left" w:pos="10992"/>
-          <w:tab w:val="left" w:pos="11908"/>
-          <w:tab w:val="left" w:pos="12824"/>
-          <w:tab w:val="left" w:pos="13740"/>
-          <w:tab w:val="left" w:pos="14656"/>
-        </w:tabs>
-        <w:jc w:val="both"/>
-        <w:rPr>
-          <w:rFonts w:ascii="Courier New" w:eastAsia="Times New Roman" w:hAnsi="Courier New" w:cs="Courier New"/>
-          <w:sz w:val="24"/>
-          <w:szCs w:val="20"/>
-        </w:rPr>
-      </w:pPr>
-    </w:p>
-    <w:p>
-      <w:pPr>
-        <w:tabs>
-          <w:tab w:val="left" w:pos="916"/>
-          <w:tab w:val="left" w:pos="1832"/>
-          <w:tab w:val="left" w:pos="2748"/>
-          <w:tab w:val="left" w:pos="3664"/>
-          <w:tab w:val="left" w:pos="4580"/>
-          <w:tab w:val="left" w:pos="5496"/>
-          <w:tab w:val="left" w:pos="6412"/>
-          <w:tab w:val="left" w:pos="7328"/>
-          <w:tab w:val="left" w:pos="8244"/>
-          <w:tab w:val="left" w:pos="9160"/>
-          <w:tab w:val="left" w:pos="10076"/>
-          <w:tab w:val="left" w:pos="10992"/>
-          <w:tab w:val="left" w:pos="11908"/>
-          <w:tab w:val="left" w:pos="12824"/>
-          <w:tab w:val="left" w:pos="13740"/>
-          <w:tab w:val="left" w:pos="14656"/>
-        </w:tabs>
-        <w:jc w:val="both"/>
-        <w:rPr>
-          <w:rFonts w:ascii="Courier New" w:eastAsia="Times New Roman" w:hAnsi="Courier New" w:cs="Courier New"/>
-          <w:b/>
-          <w:sz w:val="24"/>
-          <w:szCs w:val="20"/>
-        </w:rPr>
-      </w:pPr>
-      <w:r>
-        <w:rPr>
-          <w:rFonts w:ascii="Courier New" w:eastAsia="Times New Roman" w:hAnsi="Courier New" w:cs="Courier New"/>
-          <w:b/>
-          <w:sz w:val="24"/>
-          <w:szCs w:val="20"/>
-        </w:rPr>
-        <w:t>Actions</w:t>
-      </w:r>
-    </w:p>
-    <w:p>
-      <w:pPr>
-        <w:tabs>
-          <w:tab w:val="left" w:pos="916"/>
-          <w:tab w:val="left" w:pos="1832"/>
-          <w:tab w:val="left" w:pos="2748"/>
-          <w:tab w:val="left" w:pos="3664"/>
-          <w:tab w:val="left" w:pos="4580"/>
-          <w:tab w:val="left" w:pos="5496"/>
-          <w:tab w:val="left" w:pos="6412"/>
-          <w:tab w:val="left" w:pos="7328"/>
-          <w:tab w:val="left" w:pos="8244"/>
-          <w:tab w:val="left" w:pos="9160"/>
-          <w:tab w:val="left" w:pos="10076"/>
-          <w:tab w:val="left" w:pos="10992"/>
-          <w:tab w:val="left" w:pos="11908"/>
-          <w:tab w:val="left" w:pos="12824"/>
-          <w:tab w:val="left" w:pos="13740"/>
-          <w:tab w:val="left" w:pos="14656"/>
-        </w:tabs>
-        <w:jc w:val="both"/>
-        <w:rPr>
-          <w:rFonts w:ascii="Courier New" w:eastAsia="Times New Roman" w:hAnsi="Courier New" w:cs="Courier New"/>
-          <w:sz w:val="24"/>
-          <w:szCs w:val="20"/>
-        </w:rPr>
-      </w:pPr>
-      <w:r>
-        <w:rPr>
-          <w:rFonts w:ascii="Courier New" w:eastAsia="Times New Roman" w:hAnsi="Courier New" w:cs="Courier New"/>
-          <w:sz w:val="24"/>
-          <w:szCs w:val="20"/>
-        </w:rPr>
-        <w:t>=======</w:t>
+        <w:t xml:space="preserve"> 3. Create slack account.</w:t>
       </w:r>
     </w:p>
     <w:p>
@@ -605,19 +688,10 @@
       <w:r>
         <w:rPr>
           <w:rFonts w:ascii="Courier New" w:eastAsia="Times New Roman" w:hAnsi="Courier New" w:cs="Courier New"/>
-          <w:b/>
-          <w:sz w:val="24"/>
-          <w:szCs w:val="20"/>
-        </w:rPr>
-        <w:t>*</w:t>
-      </w:r>
-      <w:r>
-        <w:rPr>
-          <w:rFonts w:ascii="Courier New" w:eastAsia="Times New Roman" w:hAnsi="Courier New" w:cs="Courier New"/>
-          <w:sz w:val="24"/>
-          <w:szCs w:val="20"/>
-        </w:rPr>
-        <w:t xml:space="preserve"> [This is the main list that we need]</w:t>
+          <w:sz w:val="24"/>
+          <w:szCs w:val="20"/>
+        </w:rPr>
+        <w:t>* 4. Coding Standards identification.</w:t>
       </w:r>
     </w:p>
     <w:p>
@@ -644,7 +718,6 @@
         <w:jc w:val="both"/>
         <w:rPr>
           <w:rFonts w:ascii="Courier New" w:eastAsia="Times New Roman" w:hAnsi="Courier New" w:cs="Courier New"/>
-          <w:b/>
           <w:sz w:val="24"/>
           <w:szCs w:val="20"/>
         </w:rPr>
@@ -652,348 +725,10 @@
       <w:r>
         <w:rPr>
           <w:rFonts w:ascii="Courier New" w:eastAsia="Times New Roman" w:hAnsi="Courier New" w:cs="Courier New"/>
-          <w:b/>
-          <w:sz w:val="24"/>
-          <w:szCs w:val="20"/>
-        </w:rPr>
-        <w:t>*</w:t>
-      </w:r>
-      <w:r>
-        <w:rPr>
-          <w:rFonts w:ascii="Courier New" w:eastAsia="Times New Roman" w:hAnsi="Courier New" w:cs="Courier New"/>
-          <w:b/>
-          <w:sz w:val="24"/>
-          <w:szCs w:val="20"/>
-        </w:rPr>
-        <w:t xml:space="preserve"> </w:t>
-      </w:r>
-      <w:proofErr w:type="gramStart"/>
-      <w:r>
-        <w:rPr>
-          <w:rFonts w:ascii="Courier New" w:eastAsia="Times New Roman" w:hAnsi="Courier New" w:cs="Courier New"/>
-          <w:sz w:val="24"/>
-          <w:szCs w:val="20"/>
-        </w:rPr>
-        <w:t>for</w:t>
-      </w:r>
-      <w:proofErr w:type="gramEnd"/>
-      <w:r>
-        <w:rPr>
-          <w:rFonts w:ascii="Courier New" w:eastAsia="Times New Roman" w:hAnsi="Courier New" w:cs="Courier New"/>
-          <w:sz w:val="24"/>
-          <w:szCs w:val="20"/>
-        </w:rPr>
-        <w:t xml:space="preserve"> example,</w:t>
-      </w:r>
-      <w:r>
-        <w:rPr>
-          <w:rFonts w:ascii="Courier New" w:eastAsia="Times New Roman" w:hAnsi="Courier New" w:cs="Courier New"/>
-          <w:b/>
-          <w:sz w:val="24"/>
-          <w:szCs w:val="20"/>
-        </w:rPr>
-        <w:t xml:space="preserve">……. </w:t>
-      </w:r>
-    </w:p>
-    <w:p>
-      <w:pPr>
-        <w:tabs>
-          <w:tab w:val="left" w:pos="916"/>
-          <w:tab w:val="left" w:pos="1832"/>
-          <w:tab w:val="left" w:pos="2748"/>
-          <w:tab w:val="left" w:pos="3664"/>
-          <w:tab w:val="left" w:pos="4580"/>
-          <w:tab w:val="left" w:pos="5496"/>
-          <w:tab w:val="left" w:pos="6412"/>
-          <w:tab w:val="left" w:pos="7328"/>
-          <w:tab w:val="left" w:pos="8244"/>
-          <w:tab w:val="left" w:pos="9160"/>
-          <w:tab w:val="left" w:pos="10076"/>
-          <w:tab w:val="left" w:pos="10992"/>
-          <w:tab w:val="left" w:pos="11908"/>
-          <w:tab w:val="left" w:pos="12824"/>
-          <w:tab w:val="left" w:pos="13740"/>
-          <w:tab w:val="left" w:pos="14656"/>
-        </w:tabs>
-        <w:spacing w:line="360" w:lineRule="auto"/>
-        <w:jc w:val="both"/>
-        <w:rPr>
-          <w:rFonts w:ascii="Courier New" w:eastAsia="Times New Roman" w:hAnsi="Courier New" w:cs="Courier New"/>
-          <w:sz w:val="24"/>
-          <w:szCs w:val="20"/>
-        </w:rPr>
-      </w:pPr>
-      <w:r>
-        <w:rPr>
-          <w:rFonts w:ascii="Courier New" w:eastAsia="Times New Roman" w:hAnsi="Courier New" w:cs="Courier New"/>
-          <w:b/>
-          <w:sz w:val="24"/>
-          <w:szCs w:val="20"/>
-        </w:rPr>
-        <w:t xml:space="preserve">* 1. </w:t>
-      </w:r>
-      <w:r>
-        <w:rPr>
-          <w:rFonts w:ascii="Courier New" w:eastAsia="Times New Roman" w:hAnsi="Courier New" w:cs="Courier New"/>
-          <w:sz w:val="24"/>
-          <w:szCs w:val="20"/>
-        </w:rPr>
-        <w:t xml:space="preserve">Create </w:t>
-      </w:r>
-      <w:proofErr w:type="spellStart"/>
-      <w:r>
-        <w:rPr>
-          <w:rFonts w:ascii="Courier New" w:eastAsia="Times New Roman" w:hAnsi="Courier New" w:cs="Courier New"/>
-          <w:sz w:val="24"/>
-          <w:szCs w:val="20"/>
-        </w:rPr>
-        <w:t>Trello</w:t>
-      </w:r>
-      <w:proofErr w:type="spellEnd"/>
-      <w:r>
-        <w:rPr>
-          <w:rFonts w:ascii="Courier New" w:eastAsia="Times New Roman" w:hAnsi="Courier New" w:cs="Courier New"/>
-          <w:sz w:val="24"/>
-          <w:szCs w:val="20"/>
-        </w:rPr>
-        <w:t xml:space="preserve"> board ….</w:t>
-      </w:r>
-    </w:p>
-    <w:p>
-      <w:pPr>
-        <w:tabs>
-          <w:tab w:val="left" w:pos="916"/>
-          <w:tab w:val="left" w:pos="1832"/>
-          <w:tab w:val="left" w:pos="2748"/>
-          <w:tab w:val="left" w:pos="3664"/>
-          <w:tab w:val="left" w:pos="4580"/>
-          <w:tab w:val="left" w:pos="5496"/>
-          <w:tab w:val="left" w:pos="6412"/>
-          <w:tab w:val="left" w:pos="7328"/>
-          <w:tab w:val="left" w:pos="8244"/>
-          <w:tab w:val="left" w:pos="9160"/>
-          <w:tab w:val="left" w:pos="10076"/>
-          <w:tab w:val="left" w:pos="10992"/>
-          <w:tab w:val="left" w:pos="11908"/>
-          <w:tab w:val="left" w:pos="12824"/>
-          <w:tab w:val="left" w:pos="13740"/>
-          <w:tab w:val="left" w:pos="14656"/>
-        </w:tabs>
-        <w:spacing w:line="360" w:lineRule="auto"/>
-        <w:jc w:val="both"/>
-        <w:rPr>
-          <w:rFonts w:ascii="Courier New" w:eastAsia="Times New Roman" w:hAnsi="Courier New" w:cs="Courier New"/>
-          <w:sz w:val="24"/>
-          <w:szCs w:val="20"/>
-        </w:rPr>
-      </w:pPr>
-      <w:r>
-        <w:rPr>
-          <w:rFonts w:ascii="Courier New" w:eastAsia="Times New Roman" w:hAnsi="Courier New" w:cs="Courier New"/>
-          <w:b/>
-          <w:sz w:val="24"/>
-          <w:szCs w:val="20"/>
-        </w:rPr>
-        <w:t>*</w:t>
-      </w:r>
-      <w:r>
-        <w:rPr>
-          <w:rFonts w:ascii="Courier New" w:eastAsia="Times New Roman" w:hAnsi="Courier New" w:cs="Courier New"/>
-          <w:sz w:val="24"/>
-          <w:szCs w:val="20"/>
-        </w:rPr>
-        <w:t xml:space="preserve"> </w:t>
-      </w:r>
-      <w:r>
-        <w:rPr>
-          <w:rFonts w:ascii="Courier New" w:eastAsia="Times New Roman" w:hAnsi="Courier New" w:cs="Courier New"/>
-          <w:b/>
-          <w:sz w:val="24"/>
-          <w:szCs w:val="20"/>
-        </w:rPr>
-        <w:t>2.</w:t>
-      </w:r>
-      <w:r>
-        <w:rPr>
-          <w:rFonts w:ascii="Courier New" w:eastAsia="Times New Roman" w:hAnsi="Courier New" w:cs="Courier New"/>
-          <w:sz w:val="24"/>
-          <w:szCs w:val="20"/>
-        </w:rPr>
-        <w:t xml:space="preserve"> Create </w:t>
-      </w:r>
-      <w:proofErr w:type="spellStart"/>
-      <w:r>
-        <w:rPr>
-          <w:rFonts w:ascii="Courier New" w:eastAsia="Times New Roman" w:hAnsi="Courier New" w:cs="Courier New"/>
-          <w:sz w:val="24"/>
-          <w:szCs w:val="20"/>
-        </w:rPr>
-        <w:t>GitHub</w:t>
-      </w:r>
-      <w:proofErr w:type="spellEnd"/>
-      <w:r>
-        <w:rPr>
-          <w:rFonts w:ascii="Courier New" w:eastAsia="Times New Roman" w:hAnsi="Courier New" w:cs="Courier New"/>
-          <w:sz w:val="24"/>
-          <w:szCs w:val="20"/>
-        </w:rPr>
-        <w:t xml:space="preserve"> repo……</w:t>
-      </w:r>
-    </w:p>
-    <w:p>
-      <w:pPr>
-        <w:tabs>
-          <w:tab w:val="left" w:pos="916"/>
-          <w:tab w:val="left" w:pos="1832"/>
-          <w:tab w:val="left" w:pos="2748"/>
-          <w:tab w:val="left" w:pos="3664"/>
-          <w:tab w:val="left" w:pos="4580"/>
-          <w:tab w:val="left" w:pos="5496"/>
-          <w:tab w:val="left" w:pos="6412"/>
-          <w:tab w:val="left" w:pos="7328"/>
-          <w:tab w:val="left" w:pos="8244"/>
-          <w:tab w:val="left" w:pos="9160"/>
-          <w:tab w:val="left" w:pos="10076"/>
-          <w:tab w:val="left" w:pos="10992"/>
-          <w:tab w:val="left" w:pos="11908"/>
-          <w:tab w:val="left" w:pos="12824"/>
-          <w:tab w:val="left" w:pos="13740"/>
-          <w:tab w:val="left" w:pos="14656"/>
-        </w:tabs>
-        <w:spacing w:line="360" w:lineRule="auto"/>
-        <w:jc w:val="both"/>
-        <w:rPr>
-          <w:rFonts w:ascii="Courier New" w:eastAsia="Times New Roman" w:hAnsi="Courier New" w:cs="Courier New"/>
-          <w:sz w:val="24"/>
-          <w:szCs w:val="20"/>
-        </w:rPr>
-      </w:pPr>
-      <w:r>
-        <w:rPr>
-          <w:rFonts w:ascii="Courier New" w:eastAsia="Times New Roman" w:hAnsi="Courier New" w:cs="Courier New"/>
-          <w:b/>
-          <w:sz w:val="24"/>
-          <w:szCs w:val="20"/>
-        </w:rPr>
-        <w:t>*</w:t>
-      </w:r>
-      <w:r>
-        <w:rPr>
-          <w:rFonts w:ascii="Courier New" w:eastAsia="Times New Roman" w:hAnsi="Courier New" w:cs="Courier New"/>
-          <w:sz w:val="24"/>
-          <w:szCs w:val="20"/>
-        </w:rPr>
-        <w:t xml:space="preserve"> ...</w:t>
-      </w:r>
-    </w:p>
-    <w:p>
-      <w:pPr>
-        <w:tabs>
-          <w:tab w:val="left" w:pos="916"/>
-          <w:tab w:val="left" w:pos="1832"/>
-          <w:tab w:val="left" w:pos="2748"/>
-          <w:tab w:val="left" w:pos="3664"/>
-          <w:tab w:val="left" w:pos="4580"/>
-          <w:tab w:val="left" w:pos="5496"/>
-          <w:tab w:val="left" w:pos="6412"/>
-          <w:tab w:val="left" w:pos="7328"/>
-          <w:tab w:val="left" w:pos="8244"/>
-          <w:tab w:val="left" w:pos="9160"/>
-          <w:tab w:val="left" w:pos="10076"/>
-          <w:tab w:val="left" w:pos="10992"/>
-          <w:tab w:val="left" w:pos="11908"/>
-          <w:tab w:val="left" w:pos="12824"/>
-          <w:tab w:val="left" w:pos="13740"/>
-          <w:tab w:val="left" w:pos="14656"/>
-        </w:tabs>
-        <w:spacing w:line="360" w:lineRule="auto"/>
-        <w:jc w:val="both"/>
-        <w:rPr>
-          <w:rFonts w:ascii="Courier New" w:eastAsia="Times New Roman" w:hAnsi="Courier New" w:cs="Courier New"/>
-          <w:sz w:val="24"/>
-          <w:szCs w:val="20"/>
-        </w:rPr>
-      </w:pPr>
-      <w:r>
-        <w:rPr>
-          <w:rFonts w:ascii="Courier New" w:eastAsia="Times New Roman" w:hAnsi="Courier New" w:cs="Courier New"/>
-          <w:b/>
-          <w:sz w:val="24"/>
-          <w:szCs w:val="20"/>
-        </w:rPr>
-        <w:t>*</w:t>
-      </w:r>
-      <w:r>
-        <w:rPr>
-          <w:rFonts w:ascii="Courier New" w:eastAsia="Times New Roman" w:hAnsi="Courier New" w:cs="Courier New"/>
-          <w:sz w:val="24"/>
-          <w:szCs w:val="20"/>
-        </w:rPr>
-        <w:t xml:space="preserve"> [Each action has Target Date, Personal(s), </w:t>
-      </w:r>
-      <w:proofErr w:type="gramStart"/>
-      <w:r>
-        <w:rPr>
-          <w:rFonts w:ascii="Courier New" w:eastAsia="Times New Roman" w:hAnsi="Courier New" w:cs="Courier New"/>
-          <w:sz w:val="24"/>
-          <w:szCs w:val="20"/>
-        </w:rPr>
-        <w:t>action</w:t>
-      </w:r>
-      <w:proofErr w:type="gramEnd"/>
-      <w:r>
-        <w:rPr>
-          <w:rFonts w:ascii="Courier New" w:eastAsia="Times New Roman" w:hAnsi="Courier New" w:cs="Courier New"/>
-          <w:sz w:val="24"/>
-          <w:szCs w:val="20"/>
-        </w:rPr>
-        <w:t xml:space="preserve"> outcome]</w:t>
-      </w:r>
-    </w:p>
-    <w:p>
-      <w:pPr>
-        <w:tabs>
-          <w:tab w:val="left" w:pos="916"/>
-          <w:tab w:val="left" w:pos="1832"/>
-          <w:tab w:val="left" w:pos="2748"/>
-          <w:tab w:val="left" w:pos="3664"/>
-          <w:tab w:val="left" w:pos="4580"/>
-          <w:tab w:val="left" w:pos="5496"/>
-          <w:tab w:val="left" w:pos="6412"/>
-          <w:tab w:val="left" w:pos="7328"/>
-          <w:tab w:val="left" w:pos="8244"/>
-          <w:tab w:val="left" w:pos="9160"/>
-          <w:tab w:val="left" w:pos="10076"/>
-          <w:tab w:val="left" w:pos="10992"/>
-          <w:tab w:val="left" w:pos="11908"/>
-          <w:tab w:val="left" w:pos="12824"/>
-          <w:tab w:val="left" w:pos="13740"/>
-          <w:tab w:val="left" w:pos="14656"/>
-        </w:tabs>
-        <w:spacing w:line="360" w:lineRule="auto"/>
-        <w:jc w:val="both"/>
-        <w:rPr>
-          <w:rFonts w:ascii="Courier New" w:eastAsia="Times New Roman" w:hAnsi="Courier New" w:cs="Courier New"/>
-          <w:sz w:val="24"/>
-          <w:szCs w:val="20"/>
-        </w:rPr>
-      </w:pPr>
-      <w:r>
-        <w:rPr>
-          <w:rFonts w:ascii="Courier New" w:eastAsia="Times New Roman" w:hAnsi="Courier New" w:cs="Courier New"/>
-          <w:b/>
-          <w:sz w:val="24"/>
-          <w:szCs w:val="20"/>
-        </w:rPr>
-        <w:t>*</w:t>
-      </w:r>
-      <w:r>
-        <w:rPr>
-          <w:rFonts w:ascii="Courier New" w:eastAsia="Times New Roman" w:hAnsi="Courier New" w:cs="Courier New"/>
-          <w:sz w:val="24"/>
-          <w:szCs w:val="20"/>
-        </w:rPr>
-        <w:t xml:space="preserve"> ...</w:t>
+          <w:sz w:val="24"/>
+          <w:szCs w:val="20"/>
+        </w:rPr>
+        <w:t>* 5. Finding proper documentation tools.</w:t>
       </w:r>
     </w:p>
     <w:p>
@@ -1075,7 +810,14 @@
                 <w:b/>
                 <w:sz w:val="26"/>
               </w:rPr>
-              <w:t>deadline</w:t>
+              <w:t>D</w:t>
+            </w:r>
+            <w:r>
+              <w:rPr>
+                <w:b/>
+                <w:sz w:val="26"/>
+              </w:rPr>
+              <w:t>eadline</w:t>
             </w:r>
           </w:p>
         </w:tc>
@@ -1115,7 +857,7 @@
               <w:rPr>
                 <w:sz w:val="26"/>
               </w:rPr>
-              <w:t>JN</w:t>
+              <w:t>AM, AJ, GM, HA</w:t>
             </w:r>
           </w:p>
         </w:tc>
@@ -1134,7 +876,19 @@
               <w:rPr>
                 <w:sz w:val="26"/>
               </w:rPr>
-              <w:t>27/06/2019</w:t>
+              <w:t>0</w:t>
+            </w:r>
+            <w:r>
+              <w:rPr>
+                <w:sz w:val="26"/>
+              </w:rPr>
+              <w:t>3</w:t>
+            </w:r>
+            <w:r>
+              <w:rPr>
+                <w:sz w:val="26"/>
+              </w:rPr>
+              <w:t>/03/2021</w:t>
             </w:r>
           </w:p>
         </w:tc>
@@ -1174,7 +928,7 @@
               <w:rPr>
                 <w:sz w:val="26"/>
               </w:rPr>
-              <w:t>RC</w:t>
+              <w:t>AM, AJ , GM, HA</w:t>
             </w:r>
           </w:p>
         </w:tc>
@@ -1193,7 +947,19 @@
               <w:rPr>
                 <w:sz w:val="26"/>
               </w:rPr>
-              <w:t>30/06/2019</w:t>
+              <w:t>0</w:t>
+            </w:r>
+            <w:r>
+              <w:rPr>
+                <w:sz w:val="26"/>
+              </w:rPr>
+              <w:t>3</w:t>
+            </w:r>
+            <w:r>
+              <w:rPr>
+                <w:sz w:val="26"/>
+              </w:rPr>
+              <w:t>/03/2021</w:t>
             </w:r>
           </w:p>
         </w:tc>
@@ -1233,7 +999,7 @@
               <w:rPr>
                 <w:sz w:val="26"/>
               </w:rPr>
-              <w:t>JN, RC, AN</w:t>
+              <w:t>AM, AJ ,GM, HA</w:t>
             </w:r>
           </w:p>
         </w:tc>
@@ -1252,7 +1018,25 @@
               <w:rPr>
                 <w:sz w:val="26"/>
               </w:rPr>
-              <w:t>02/07/2019</w:t>
+              <w:t>0</w:t>
+            </w:r>
+            <w:r>
+              <w:rPr>
+                <w:sz w:val="26"/>
+              </w:rPr>
+              <w:t>3</w:t>
+            </w:r>
+            <w:r>
+              <w:rPr>
+                <w:sz w:val="26"/>
+              </w:rPr>
+              <w:t>/03</w:t>
+            </w:r>
+            <w:r>
+              <w:rPr>
+                <w:sz w:val="26"/>
+              </w:rPr>
+              <w:t>/2021</w:t>
             </w:r>
           </w:p>
         </w:tc>
@@ -1273,7 +1057,7 @@
               <w:rPr>
                 <w:sz w:val="26"/>
               </w:rPr>
-              <w:t>…..</w:t>
+              <w:t>Action-4</w:t>
             </w:r>
           </w:p>
         </w:tc>
@@ -1283,7 +1067,6 @@
           </w:tcPr>
           <w:p>
             <w:pPr>
-              <w:jc w:val="center"/>
               <w:rPr>
                 <w:sz w:val="26"/>
               </w:rPr>
@@ -1292,7 +1075,7 @@
               <w:rPr>
                 <w:sz w:val="26"/>
               </w:rPr>
-              <w:t>…..</w:t>
+              <w:t xml:space="preserve">               AM, AJ</w:t>
             </w:r>
           </w:p>
         </w:tc>
@@ -1302,7 +1085,6 @@
           </w:tcPr>
           <w:p>
             <w:pPr>
-              <w:jc w:val="center"/>
               <w:rPr>
                 <w:sz w:val="26"/>
               </w:rPr>
@@ -1311,7 +1093,7 @@
               <w:rPr>
                 <w:sz w:val="26"/>
               </w:rPr>
-              <w:t>…..</w:t>
+              <w:t xml:space="preserve">          05/03/2021</w:t>
             </w:r>
           </w:p>
         </w:tc>
@@ -1323,7 +1105,6 @@
           </w:tcPr>
           <w:p>
             <w:pPr>
-              <w:jc w:val="center"/>
               <w:rPr>
                 <w:sz w:val="26"/>
               </w:rPr>
@@ -1332,7 +1113,7 @@
               <w:rPr>
                 <w:sz w:val="26"/>
               </w:rPr>
-              <w:t>…..</w:t>
+              <w:t xml:space="preserve">               Action-5</w:t>
             </w:r>
           </w:p>
         </w:tc>
@@ -1342,7 +1123,6 @@
           </w:tcPr>
           <w:p>
             <w:pPr>
-              <w:jc w:val="center"/>
               <w:rPr>
                 <w:sz w:val="26"/>
               </w:rPr>
@@ -1351,7 +1131,7 @@
               <w:rPr>
                 <w:sz w:val="26"/>
               </w:rPr>
-              <w:t>…..</w:t>
+              <w:t xml:space="preserve">               GM, HA</w:t>
             </w:r>
           </w:p>
         </w:tc>
@@ -1361,7 +1141,6 @@
           </w:tcPr>
           <w:p>
             <w:pPr>
-              <w:jc w:val="center"/>
               <w:rPr>
                 <w:sz w:val="26"/>
               </w:rPr>
@@ -1370,7 +1149,7 @@
               <w:rPr>
                 <w:sz w:val="26"/>
               </w:rPr>
-              <w:t>…..</w:t>
+              <w:t xml:space="preserve">          05/03/2021</w:t>
             </w:r>
           </w:p>
         </w:tc>
@@ -1383,8 +1162,6 @@
           <w:sz w:val="26"/>
         </w:rPr>
       </w:pPr>
-      <w:bookmarkStart w:id="0" w:name="_GoBack"/>
-      <w:bookmarkEnd w:id="0"/>
     </w:p>
     <w:sectPr>
       <w:pgSz w:w="12240" w:h="15840"/>
@@ -1398,8 +1175,8 @@
 </file>
 
 <file path=word/numbering.xml><?xml version="1.0" encoding="utf-8"?>
-<w:numbering xmlns:wpc="http://schemas.microsoft.com/office/word/2010/wordprocessingCanvas" xmlns:mc="http://schemas.openxmlformats.org/markup-compatibility/2006" xmlns:o="urn:schemas-microsoft-com:office:office" xmlns:r="http://schemas.openxmlformats.org/officeDocument/2006/relationships" xmlns:m="http://schemas.openxmlformats.org/officeDocument/2006/math" xmlns:v="urn:schemas-microsoft-com:vml" xmlns:wp14="http://schemas.microsoft.com/office/word/2010/wordprocessingDrawing" xmlns:wp="http://schemas.openxmlformats.org/drawingml/2006/wordprocessingDrawing" xmlns:w10="urn:schemas-microsoft-com:office:word" xmlns:w="http://schemas.openxmlformats.org/wordprocessingml/2006/main" xmlns:w14="http://schemas.microsoft.com/office/word/2010/wordml" xmlns:w15="http://schemas.microsoft.com/office/word/2012/wordml" xmlns:wpg="http://schemas.microsoft.com/office/word/2010/wordprocessingGroup" xmlns:wpi="http://schemas.microsoft.com/office/word/2010/wordprocessingInk" xmlns:wne="http://schemas.microsoft.com/office/word/2006/wordml" xmlns:wps="http://schemas.microsoft.com/office/word/2010/wordprocessingShape" mc:Ignorable="w14 w15 wp14">
-  <w:abstractNum w:abstractNumId="0">
+<w:numbering xmlns:wpc="http://schemas.microsoft.com/office/word/2010/wordprocessingCanvas" xmlns:cx="http://schemas.microsoft.com/office/drawing/2014/chartex" xmlns:cx1="http://schemas.microsoft.com/office/drawing/2015/9/8/chartex" xmlns:cx2="http://schemas.microsoft.com/office/drawing/2015/10/21/chartex" xmlns:cx3="http://schemas.microsoft.com/office/drawing/2016/5/9/chartex" xmlns:cx4="http://schemas.microsoft.com/office/drawing/2016/5/10/chartex" xmlns:cx5="http://schemas.microsoft.com/office/drawing/2016/5/11/chartex" xmlns:cx6="http://schemas.microsoft.com/office/drawing/2016/5/12/chartex" xmlns:cx7="http://schemas.microsoft.com/office/drawing/2016/5/13/chartex" xmlns:cx8="http://schemas.microsoft.com/office/drawing/2016/5/14/chartex" xmlns:mc="http://schemas.openxmlformats.org/markup-compatibility/2006" xmlns:aink="http://schemas.microsoft.com/office/drawing/2016/ink" xmlns:am3d="http://schemas.microsoft.com/office/drawing/2017/model3d" xmlns:o="urn:schemas-microsoft-com:office:office" xmlns:r="http://schemas.openxmlformats.org/officeDocument/2006/relationships" xmlns:m="http://schemas.openxmlformats.org/officeDocument/2006/math" xmlns:v="urn:schemas-microsoft-com:vml" xmlns:wp14="http://schemas.microsoft.com/office/word/2010/wordprocessingDrawing" xmlns:wp="http://schemas.openxmlformats.org/drawingml/2006/wordprocessingDrawing" xmlns:w10="urn:schemas-microsoft-com:office:word" xmlns:w="http://schemas.openxmlformats.org/wordprocessingml/2006/main" xmlns:w14="http://schemas.microsoft.com/office/word/2010/wordml" xmlns:w15="http://schemas.microsoft.com/office/word/2012/wordml" xmlns:w16cid="http://schemas.microsoft.com/office/word/2016/wordml/cid" xmlns:w16se="http://schemas.microsoft.com/office/word/2015/wordml/symex" xmlns:wpg="http://schemas.microsoft.com/office/word/2010/wordprocessingGroup" xmlns:wpi="http://schemas.microsoft.com/office/word/2010/wordprocessingInk" xmlns:wne="http://schemas.microsoft.com/office/word/2006/wordml" xmlns:wps="http://schemas.microsoft.com/office/word/2010/wordprocessingShape" mc:Ignorable="w14 w15 w16se w16cid wp14">
+  <w:abstractNum w:abstractNumId="0" w15:restartNumberingAfterBreak="0">
     <w:nsid w:val="19495CFF"/>
     <w:multiLevelType w:val="hybridMultilevel"/>
     <w:tmpl w:val="A1F6DC40"/>
@@ -1450,7 +1227,7 @@
       <w:lvlJc w:val="left"/>
     </w:lvl>
   </w:abstractNum>
-  <w:abstractNum w:abstractNumId="1">
+  <w:abstractNum w:abstractNumId="1" w15:restartNumberingAfterBreak="0">
     <w:nsid w:val="66334873"/>
     <w:multiLevelType w:val="hybridMultilevel"/>
     <w:tmpl w:val="3AD8C70A"/>
@@ -1501,7 +1278,7 @@
       <w:lvlJc w:val="left"/>
     </w:lvl>
   </w:abstractNum>
-  <w:abstractNum w:abstractNumId="2">
+  <w:abstractNum w:abstractNumId="2" w15:restartNumberingAfterBreak="0">
     <w:nsid w:val="74B0DC51"/>
     <w:multiLevelType w:val="hybridMultilevel"/>
     <w:tmpl w:val="848A0A36"/>
@@ -1565,7 +1342,7 @@
 </file>
 
 <file path=word/styles.xml><?xml version="1.0" encoding="utf-8"?>
-<w:styles xmlns:mc="http://schemas.openxmlformats.org/markup-compatibility/2006" xmlns:r="http://schemas.openxmlformats.org/officeDocument/2006/relationships" xmlns:w="http://schemas.openxmlformats.org/wordprocessingml/2006/main" xmlns:w14="http://schemas.microsoft.com/office/word/2010/wordml" xmlns:w15="http://schemas.microsoft.com/office/word/2012/wordml" mc:Ignorable="w14 w15">
+<w:styles xmlns:mc="http://schemas.openxmlformats.org/markup-compatibility/2006" xmlns:r="http://schemas.openxmlformats.org/officeDocument/2006/relationships" xmlns:w="http://schemas.openxmlformats.org/wordprocessingml/2006/main" xmlns:w14="http://schemas.microsoft.com/office/word/2010/wordml" xmlns:w15="http://schemas.microsoft.com/office/word/2012/wordml" xmlns:w16cid="http://schemas.microsoft.com/office/word/2016/wordml/cid" xmlns:w16se="http://schemas.microsoft.com/office/word/2015/wordml/symex" mc:Ignorable="w14 w15 w16se w16cid">
   <w:docDefaults>
     <w:rPrDefault>
       <w:rPr>
@@ -1577,7 +1354,7 @@
     </w:rPrDefault>
     <w:pPrDefault/>
   </w:docDefaults>
-  <w:latentStyles w:defLockedState="0" w:defUIPriority="99" w:defSemiHidden="0" w:defUnhideWhenUsed="0" w:defQFormat="0" w:count="371">
+  <w:latentStyles w:defLockedState="0" w:defUIPriority="99" w:defSemiHidden="0" w:defUnhideWhenUsed="0" w:defQFormat="0" w:count="377">
     <w:lsdException w:name="Normal" w:uiPriority="0" w:qFormat="1"/>
     <w:lsdException w:name="heading 1" w:uiPriority="9" w:qFormat="1"/>
     <w:lsdException w:name="heading 2" w:semiHidden="1" w:uiPriority="9" w:unhideWhenUsed="1" w:qFormat="1"/>
@@ -1725,11 +1502,8 @@
     <w:lsdException w:name="Table 3D effects 3" w:semiHidden="1" w:unhideWhenUsed="1"/>
     <w:lsdException w:name="Table Contemporary" w:semiHidden="1" w:unhideWhenUsed="1"/>
     <w:lsdException w:name="Table Elegant" w:semiHidden="1" w:unhideWhenUsed="1"/>
-    <w:lsdException w:name="Table Professional" w:semiHidden="1" w:unhideWhenUsed="1"/>
     <w:lsdException w:name="Table Subtle 1" w:semiHidden="1" w:unhideWhenUsed="1"/>
     <w:lsdException w:name="Table Subtle 2" w:semiHidden="1" w:unhideWhenUsed="1"/>
-    <w:lsdException w:name="Table Web 1" w:semiHidden="1" w:unhideWhenUsed="1"/>
-    <w:lsdException w:name="Table Web 2" w:semiHidden="1" w:unhideWhenUsed="1"/>
     <w:lsdException w:name="Table Web 3" w:semiHidden="1" w:unhideWhenUsed="1"/>
     <w:lsdException w:name="Balloon Text" w:semiHidden="1" w:unhideWhenUsed="1"/>
     <w:lsdException w:name="Table Grid" w:uiPriority="59"/>
@@ -1949,6 +1723,12 @@
     <w:lsdException w:name="List Table 5 Dark Accent 6" w:uiPriority="50"/>
     <w:lsdException w:name="List Table 6 Colorful Accent 6" w:uiPriority="51"/>
     <w:lsdException w:name="List Table 7 Colorful Accent 6" w:uiPriority="52"/>
+    <w:lsdException w:name="Mention" w:semiHidden="1" w:unhideWhenUsed="1"/>
+    <w:lsdException w:name="Smart Hyperlink" w:semiHidden="1" w:unhideWhenUsed="1"/>
+    <w:lsdException w:name="Hashtag" w:semiHidden="1" w:unhideWhenUsed="1"/>
+    <w:lsdException w:name="Unresolved Mention" w:semiHidden="1" w:unhideWhenUsed="1"/>
+    <w:lsdException w:name="Smart Link" w:semiHidden="1" w:unhideWhenUsed="1"/>
+    <w:lsdException w:name="Smart Link Error" w:semiHidden="1" w:unhideWhenUsed="1"/>
   </w:latentStyles>
   <w:style w:type="paragraph" w:default="1" w:styleId="Normal">
     <w:name w:val="Normal"/>
@@ -2045,7 +1825,6 @@
     <w:uiPriority w:val="59"/>
     <w:rsid w:val="00B8278B"/>
     <w:tblPr>
-      <w:tblInd w:w="0" w:type="dxa"/>
       <w:tblBorders>
         <w:top w:val="single" w:sz="4" w:space="0" w:color="auto"/>
         <w:left w:val="single" w:sz="4" w:space="0" w:color="auto"/>
@@ -2054,12 +1833,6 @@
         <w:insideH w:val="single" w:sz="4" w:space="0" w:color="auto"/>
         <w:insideV w:val="single" w:sz="4" w:space="0" w:color="auto"/>
       </w:tblBorders>
-      <w:tblCellMar>
-        <w:top w:w="0" w:type="dxa"/>
-        <w:left w:w="108" w:type="dxa"/>
-        <w:bottom w:w="0" w:type="dxa"/>
-        <w:right w:w="108" w:type="dxa"/>
-      </w:tblCellMar>
     </w:tblPr>
   </w:style>
 </w:styles>
